--- a/Course/2 Component 2 - Algorithms and Programming/2.1 Elements of Computational Thinking/2.1.2 Thinking Ahead/2 Revision Notes (editable).docx
+++ b/Course/2 Component 2 - Algorithms and Programming/2.1 Elements of Computational Thinking/2.1.2 Thinking Ahead/2 Revision Notes (editable).docx
@@ -7,12 +7,17 @@
         <w:pStyle w:val="Heading1"/>
       </w:pPr>
       <w:r>
+        <w:rPr>
+          <w:b w:val="0"/>
+          <w:i w:val="0"/>
+        </w:rPr>
         <w:t>Revision — 2.1.2 Thinking Ahead</w:t>
       </w:r>
     </w:p>
     <w:p>
       <w:r>
         <w:rPr>
+          <w:b w:val="0"/>
           <w:i/>
         </w:rPr>
         <w:t>OCR H446 — one-page revision summary</w:t>
@@ -23,6 +28,10 @@
         <w:pStyle w:val="Heading2"/>
       </w:pPr>
       <w:r>
+        <w:rPr>
+          <w:b w:val="0"/>
+          <w:i w:val="0"/>
+        </w:rPr>
         <w:t>Must know</w:t>
       </w:r>
     </w:p>
@@ -33,10 +42,15 @@
       <w:r>
         <w:rPr>
           <w:b/>
+          <w:i w:val="0"/>
         </w:rPr>
         <w:t>Thinking ahead</w:t>
       </w:r>
       <w:r>
+        <w:rPr>
+          <w:b w:val="0"/>
+          <w:i w:val="0"/>
+        </w:rPr>
         <w:t xml:space="preserve"> = planning before coding: identifying inputs/outputs, preconditions, what to cache and which reusable components to use.</w:t>
       </w:r>
     </w:p>
@@ -47,37 +61,57 @@
       <w:r>
         <w:rPr>
           <w:b/>
+          <w:i w:val="0"/>
         </w:rPr>
         <w:t>Inputs / outputs:</w:t>
       </w:r>
       <w:r>
+        <w:rPr>
+          <w:b w:val="0"/>
+          <w:i w:val="0"/>
+        </w:rPr>
         <w:t xml:space="preserve"> data </w:t>
       </w:r>
       <w:r>
         <w:rPr>
+          <w:b w:val="0"/>
           <w:i/>
         </w:rPr>
         <w:t>in</w:t>
       </w:r>
       <w:r>
+        <w:rPr>
+          <w:b w:val="0"/>
+          <w:i w:val="0"/>
+        </w:rPr>
         <w:t xml:space="preserve"> vs results </w:t>
       </w:r>
       <w:r>
         <w:rPr>
+          <w:b w:val="0"/>
           <w:i/>
         </w:rPr>
         <w:t>out</w:t>
       </w:r>
       <w:r>
+        <w:rPr>
+          <w:b w:val="0"/>
+          <w:i w:val="0"/>
+        </w:rPr>
         <w:t xml:space="preserve">. "Validate the data" is a </w:t>
       </w:r>
       <w:r>
         <w:rPr>
           <w:b/>
+          <w:i w:val="0"/>
         </w:rPr>
         <w:t>process</w:t>
       </w:r>
       <w:r>
+        <w:rPr>
+          <w:b w:val="0"/>
+          <w:i w:val="0"/>
+        </w:rPr>
         <w:t>, not an input or output — a common error.</w:t>
       </w:r>
     </w:p>
@@ -88,28 +122,43 @@
       <w:r>
         <w:rPr>
           <w:b/>
+          <w:i w:val="0"/>
         </w:rPr>
         <w:t>Preconditions:</w:t>
       </w:r>
       <w:r>
+        <w:rPr>
+          <w:b w:val="0"/>
+          <w:i w:val="0"/>
+        </w:rPr>
         <w:t xml:space="preserve"> a condition that must be </w:t>
       </w:r>
       <w:r>
         <w:rPr>
           <w:b/>
+          <w:i w:val="0"/>
         </w:rPr>
         <w:t>true before</w:t>
       </w:r>
       <w:r>
+        <w:rPr>
+          <w:b w:val="0"/>
+          <w:i w:val="0"/>
+        </w:rPr>
         <w:t xml:space="preserve"> a routine runs correctly (e.g. a list must be </w:t>
       </w:r>
       <w:r>
         <w:rPr>
           <w:b/>
+          <w:i w:val="0"/>
         </w:rPr>
         <w:t>sorted before</w:t>
       </w:r>
       <w:r>
+        <w:rPr>
+          <w:b w:val="0"/>
+          <w:i w:val="0"/>
+        </w:rPr>
         <w:t xml:space="preserve"> a binary search; a value must be non-zero before dividing).</w:t>
       </w:r>
     </w:p>
@@ -120,37 +169,57 @@
       <w:r>
         <w:rPr>
           <w:b/>
+          <w:i w:val="0"/>
         </w:rPr>
         <w:t>Caching:</w:t>
       </w:r>
       <w:r>
+        <w:rPr>
+          <w:b w:val="0"/>
+          <w:i w:val="0"/>
+        </w:rPr>
         <w:t xml:space="preserve"> store expensive or frequently used results in fast storage for reuse. </w:t>
       </w:r>
       <w:r>
         <w:rPr>
           <w:b/>
+          <w:i w:val="0"/>
         </w:rPr>
         <w:t>Benefit:</w:t>
       </w:r>
       <w:r>
+        <w:rPr>
+          <w:b w:val="0"/>
+          <w:i w:val="0"/>
+        </w:rPr>
         <w:t xml:space="preserve"> faster, less recomputation/network traffic. </w:t>
       </w:r>
       <w:r>
         <w:rPr>
           <w:b/>
+          <w:i w:val="0"/>
         </w:rPr>
         <w:t>Trade-off:</w:t>
       </w:r>
       <w:r>
+        <w:rPr>
+          <w:b w:val="0"/>
+          <w:i w:val="0"/>
+        </w:rPr>
         <w:t xml:space="preserve"> extra storage, and data can become </w:t>
       </w:r>
       <w:r>
         <w:rPr>
           <w:b/>
+          <w:i w:val="0"/>
         </w:rPr>
         <w:t>stale</w:t>
       </w:r>
       <w:r>
+        <w:rPr>
+          <w:b w:val="0"/>
+          <w:i w:val="0"/>
+        </w:rPr>
         <w:t xml:space="preserve"> if the source changes → needs invalidation.</w:t>
       </w:r>
     </w:p>
@@ -161,19 +230,29 @@
       <w:r>
         <w:rPr>
           <w:b/>
+          <w:i w:val="0"/>
         </w:rPr>
         <w:t>Reusable components:</w:t>
       </w:r>
       <w:r>
+        <w:rPr>
+          <w:b w:val="0"/>
+          <w:i w:val="0"/>
+        </w:rPr>
         <w:t xml:space="preserve"> self-contained, generalised modules used across a program/projects. </w:t>
       </w:r>
       <w:r>
         <w:rPr>
           <w:b/>
+          <w:i w:val="0"/>
         </w:rPr>
         <w:t>Benefits:</w:t>
       </w:r>
       <w:r>
+        <w:rPr>
+          <w:b w:val="0"/>
+          <w:i w:val="0"/>
+        </w:rPr>
         <w:t xml:space="preserve"> faster development, fewer bugs (pre-tested), consistency, easier maintenance.</w:t>
       </w:r>
     </w:p>
@@ -182,6 +261,10 @@
         <w:pStyle w:val="ListBullet"/>
       </w:pPr>
       <w:r>
+        <w:rPr>
+          <w:b w:val="0"/>
+          <w:i w:val="0"/>
+        </w:rPr>
         <w:t>Thinking ahead reduces wasted work, catches problems early and produces designs that are efficient and maintainable.</w:t>
       </w:r>
     </w:p>
@@ -190,6 +273,10 @@
         <w:pStyle w:val="Heading2"/>
       </w:pPr>
       <w:r>
+        <w:rPr>
+          <w:b w:val="0"/>
+          <w:i w:val="0"/>
+        </w:rPr>
         <w:t>Key terms</w:t>
       </w:r>
     </w:p>
@@ -218,6 +305,7 @@
             <w:r>
               <w:rPr>
                 <w:b/>
+                <w:i w:val="0"/>
               </w:rPr>
               <w:t>Term</w:t>
             </w:r>
@@ -237,6 +325,7 @@
             <w:r>
               <w:rPr>
                 <w:b/>
+                <w:i w:val="0"/>
               </w:rPr>
               <w:t>Definition</w:t>
             </w:r>
@@ -251,6 +340,10 @@
           <w:p>
             <w:r/>
             <w:r>
+              <w:rPr>
+                <w:b w:val="0"/>
+                <w:i w:val="0"/>
+              </w:rPr>
               <w:t>Input</w:t>
             </w:r>
           </w:p>
@@ -262,6 +355,10 @@
           <w:p>
             <w:r/>
             <w:r>
+              <w:rPr>
+                <w:b w:val="0"/>
+                <w:i w:val="0"/>
+              </w:rPr>
               <w:t>Data supplied to a process</w:t>
             </w:r>
           </w:p>
@@ -275,6 +372,10 @@
           <w:p>
             <w:r/>
             <w:r>
+              <w:rPr>
+                <w:b w:val="0"/>
+                <w:i w:val="0"/>
+              </w:rPr>
               <w:t>Output</w:t>
             </w:r>
           </w:p>
@@ -286,6 +387,10 @@
           <w:p>
             <w:r/>
             <w:r>
+              <w:rPr>
+                <w:b w:val="0"/>
+                <w:i w:val="0"/>
+              </w:rPr>
               <w:t>Result produced by a process</w:t>
             </w:r>
           </w:p>
@@ -299,6 +404,10 @@
           <w:p>
             <w:r/>
             <w:r>
+              <w:rPr>
+                <w:b w:val="0"/>
+                <w:i w:val="0"/>
+              </w:rPr>
               <w:t>Precondition</w:t>
             </w:r>
           </w:p>
@@ -310,6 +419,10 @@
           <w:p>
             <w:r/>
             <w:r>
+              <w:rPr>
+                <w:b w:val="0"/>
+                <w:i w:val="0"/>
+              </w:rPr>
               <w:t>A condition that must be true before a routine runs correctly</w:t>
             </w:r>
           </w:p>
@@ -323,6 +436,10 @@
           <w:p>
             <w:r/>
             <w:r>
+              <w:rPr>
+                <w:b w:val="0"/>
+                <w:i w:val="0"/>
+              </w:rPr>
               <w:t>Caching</w:t>
             </w:r>
           </w:p>
@@ -334,6 +451,10 @@
           <w:p>
             <w:r/>
             <w:r>
+              <w:rPr>
+                <w:b w:val="0"/>
+                <w:i w:val="0"/>
+              </w:rPr>
               <w:t>Storing expensive/frequent results in fast storage for reuse</w:t>
             </w:r>
           </w:p>
@@ -347,6 +468,10 @@
           <w:p>
             <w:r/>
             <w:r>
+              <w:rPr>
+                <w:b w:val="0"/>
+                <w:i w:val="0"/>
+              </w:rPr>
               <w:t>Stale data</w:t>
             </w:r>
           </w:p>
@@ -358,6 +483,10 @@
           <w:p>
             <w:r/>
             <w:r>
+              <w:rPr>
+                <w:b w:val="0"/>
+                <w:i w:val="0"/>
+              </w:rPr>
               <w:t>Cached data that is out of date because the source changed</w:t>
             </w:r>
           </w:p>
@@ -371,6 +500,10 @@
           <w:p>
             <w:r/>
             <w:r>
+              <w:rPr>
+                <w:b w:val="0"/>
+                <w:i w:val="0"/>
+              </w:rPr>
               <w:t>Cache invalidation</w:t>
             </w:r>
           </w:p>
@@ -382,6 +515,10 @@
           <w:p>
             <w:r/>
             <w:r>
+              <w:rPr>
+                <w:b w:val="0"/>
+                <w:i w:val="0"/>
+              </w:rPr>
               <w:t>Removing/refreshing stale cached data</w:t>
             </w:r>
           </w:p>
@@ -395,6 +532,10 @@
           <w:p>
             <w:r/>
             <w:r>
+              <w:rPr>
+                <w:b w:val="0"/>
+                <w:i w:val="0"/>
+              </w:rPr>
               <w:t>Reusable component</w:t>
             </w:r>
           </w:p>
@@ -406,6 +547,10 @@
           <w:p>
             <w:r/>
             <w:r>
+              <w:rPr>
+                <w:b w:val="0"/>
+                <w:i w:val="0"/>
+              </w:rPr>
               <w:t>Self-contained, generalised module usable in many places</w:t>
             </w:r>
           </w:p>
@@ -418,6 +563,10 @@
         <w:pStyle w:val="Heading2"/>
       </w:pPr>
       <w:r>
+        <w:rPr>
+          <w:b w:val="0"/>
+          <w:i w:val="0"/>
+        </w:rPr>
         <w:t>Worked example / how to — apply thinking ahead to an online cinema booking system</w:t>
       </w:r>
     </w:p>
@@ -428,28 +577,43 @@
       <w:r>
         <w:rPr>
           <w:b/>
+          <w:i w:val="0"/>
         </w:rPr>
         <w:t>Inputs:</w:t>
       </w:r>
       <w:r>
+        <w:rPr>
+          <w:b w:val="0"/>
+          <w:i w:val="0"/>
+        </w:rPr>
         <w:t xml:space="preserve"> film choice, date/time, number of seats, payment details. </w:t>
       </w:r>
       <w:r>
         <w:rPr>
           <w:b/>
+          <w:i w:val="0"/>
         </w:rPr>
         <w:t>Outputs:</w:t>
       </w:r>
       <w:r>
+        <w:rPr>
+          <w:b w:val="0"/>
+          <w:i w:val="0"/>
+        </w:rPr>
         <w:t xml:space="preserve"> seat allocation, booking confirmation/reference, updated seat map. (Note: "validate card details" is a </w:t>
       </w:r>
       <w:r>
         <w:rPr>
+          <w:b w:val="0"/>
           <w:i/>
         </w:rPr>
         <w:t>process</w:t>
       </w:r>
       <w:r>
+        <w:rPr>
+          <w:b w:val="0"/>
+          <w:i w:val="0"/>
+        </w:rPr>
         <w:t>.)</w:t>
       </w:r>
     </w:p>
@@ -460,20 +624,31 @@
       <w:r>
         <w:rPr>
           <w:b/>
+          <w:i w:val="0"/>
         </w:rPr>
         <w:t>Precondition:</w:t>
       </w:r>
       <w:r>
+        <w:rPr>
+          <w:b w:val="0"/>
+          <w:i w:val="0"/>
+        </w:rPr>
         <w:t xml:space="preserve"> the requested seats must still be available before the booking is confirmed — check </w:t>
       </w:r>
       <w:r>
         <w:rPr>
           <w:rFonts w:ascii="Consolas" w:hAnsi="Consolas"/>
+          <w:b w:val="0"/>
+          <w:i w:val="0"/>
           <w:sz w:val="19"/>
         </w:rPr>
         <w:t>seatsRequested &lt;= seatsAvailable</w:t>
       </w:r>
       <w:r>
+        <w:rPr>
+          <w:b w:val="0"/>
+          <w:i w:val="0"/>
+        </w:rPr>
         <w:t xml:space="preserve"> first.</w:t>
       </w:r>
     </w:p>
@@ -484,28 +659,43 @@
       <w:r>
         <w:rPr>
           <w:b/>
+          <w:i w:val="0"/>
         </w:rPr>
         <w:t>Caching:</w:t>
       </w:r>
       <w:r>
+        <w:rPr>
+          <w:b w:val="0"/>
+          <w:i w:val="0"/>
+        </w:rPr>
         <w:t xml:space="preserve"> cache the current seat map / showtimes so repeat page loads don't re-query the database every time — </w:t>
       </w:r>
       <w:r>
         <w:rPr>
           <w:b/>
+          <w:i w:val="0"/>
         </w:rPr>
         <w:t>but</w:t>
       </w:r>
       <w:r>
+        <w:rPr>
+          <w:b w:val="0"/>
+          <w:i w:val="0"/>
+        </w:rPr>
         <w:t xml:space="preserve"> invalidate the cache when a booking is made so it isn't </w:t>
       </w:r>
       <w:r>
         <w:rPr>
           <w:b/>
+          <w:i w:val="0"/>
         </w:rPr>
         <w:t>stale</w:t>
       </w:r>
       <w:r>
+        <w:rPr>
+          <w:b w:val="0"/>
+          <w:i w:val="0"/>
+        </w:rPr>
         <w:t>.</w:t>
       </w:r>
     </w:p>
@@ -516,10 +706,15 @@
       <w:r>
         <w:rPr>
           <w:b/>
+          <w:i w:val="0"/>
         </w:rPr>
         <w:t>Reusable components:</w:t>
       </w:r>
       <w:r>
+        <w:rPr>
+          <w:b w:val="0"/>
+          <w:i w:val="0"/>
+        </w:rPr>
         <w:t xml:space="preserve"> reuse a generic payment module and a date-validation routine already written and tested for other pages, speeding development and reducing bugs.</w:t>
       </w:r>
     </w:p>
@@ -528,6 +723,10 @@
         <w:pStyle w:val="Heading2"/>
       </w:pPr>
       <w:r>
+        <w:rPr>
+          <w:b w:val="0"/>
+          <w:i w:val="0"/>
+        </w:rPr>
         <w:t>Exam tips</w:t>
       </w:r>
     </w:p>
@@ -538,19 +737,29 @@
       <w:r>
         <w:rPr>
           <w:b/>
+          <w:i w:val="0"/>
         </w:rPr>
         <w:t>Apply, don't define</w:t>
       </w:r>
       <w:r>
+        <w:rPr>
+          <w:b w:val="0"/>
+          <w:i w:val="0"/>
+        </w:rPr>
         <w:t xml:space="preserve"> — list the scenario's </w:t>
       </w:r>
       <w:r>
         <w:rPr>
+          <w:b w:val="0"/>
           <w:i/>
         </w:rPr>
         <w:t>actual</w:t>
       </w:r>
       <w:r>
+        <w:rPr>
+          <w:b w:val="0"/>
+          <w:i w:val="0"/>
+        </w:rPr>
         <w:t xml:space="preserve"> inputs/outputs, precondition, cache target and reusable modules.</w:t>
       </w:r>
     </w:p>
@@ -559,6 +768,10 @@
         <w:pStyle w:val="ListBullet"/>
       </w:pPr>
       <w:r>
+        <w:rPr>
+          <w:b w:val="0"/>
+          <w:i w:val="0"/>
+        </w:rPr>
         <w:t>Never call a process (validating, sorting, calculating) an input or output.</w:t>
       </w:r>
     </w:p>
@@ -567,15 +780,24 @@
         <w:pStyle w:val="ListBullet"/>
       </w:pPr>
       <w:r>
+        <w:rPr>
+          <w:b w:val="0"/>
+          <w:i w:val="0"/>
+        </w:rPr>
         <w:t xml:space="preserve">For caching, always </w:t>
       </w:r>
       <w:r>
         <w:rPr>
           <w:b/>
+          <w:i w:val="0"/>
         </w:rPr>
         <w:t>pair the benefit with the trade-off</w:t>
       </w:r>
       <w:r>
+        <w:rPr>
+          <w:b w:val="0"/>
+          <w:i w:val="0"/>
+        </w:rPr>
         <w:t xml:space="preserve"> (storage cost / stale data).</w:t>
       </w:r>
     </w:p>
@@ -584,15 +806,24 @@
         <w:pStyle w:val="ListBullet"/>
       </w:pPr>
       <w:r>
+        <w:rPr>
+          <w:b w:val="0"/>
+          <w:i w:val="0"/>
+        </w:rPr>
         <w:t xml:space="preserve">State a precondition as something that must be true </w:t>
       </w:r>
       <w:r>
         <w:rPr>
           <w:b/>
+          <w:i w:val="0"/>
         </w:rPr>
         <w:t>before</w:t>
       </w:r>
       <w:r>
+        <w:rPr>
+          <w:b w:val="0"/>
+          <w:i w:val="0"/>
+        </w:rPr>
         <w:t xml:space="preserve"> the routine runs.</w:t>
       </w:r>
     </w:p>
